--- a/Focus Group Materials/Artifact Packets/GTM_Cover.docx
+++ b/Focus Group Materials/Artifact Packets/GTM_Cover.docx
@@ -13,7 +13,7 @@
           <w:color w:val="000000"/>
           <w:sz w:val="40"/>
         </w:rPr>
-        <w:t>VIRTUSFOCUS FOCUS GROUP</w:t>
+        <w:t>"VirtusFocus" Focus Group</w:t>
       </w:r>
     </w:p>
     <w:p>

--- a/Focus Group Materials/Artifact Packets/GTM_Cover.docx
+++ b/Focus Group Materials/Artifact Packets/GTM_Cover.docx
@@ -172,7 +172,7 @@
           <w:rFonts w:ascii="Arial" w:hAnsi="Arial"/>
           <w:sz w:val="22"/>
         </w:rPr>
-        <w:t xml:space="preserve">  —  D2 women's softball, infielder. 12-week coaching arc (depth case).</w:t>
+        <w:t xml:space="preserve">  —  D2 women's softball, outfielder. 12-week coaching arc (depth case).</w:t>
       </w:r>
     </w:p>
     <w:p>

--- a/Focus Group Materials/Artifact Packets/GTM_Cover.docx
+++ b/Focus Group Materials/Artifact Packets/GTM_Cover.docx
@@ -121,7 +121,7 @@
           <w:i w:val="0"/>
           <w:sz w:val="22"/>
         </w:rPr>
-        <w:t>The full product picture. Every audience layer represented — what the athlete reads, what the coach reads, what the parent reads, what the coaching staff receives at the team level, plus selected app mockup printouts.</w:t>
+        <w:t>The full product picture. Every audience layer represented. What the athlete reads, what the coach reads, what the parent reads, what the coaching staff receives at the team level. Includes baseline snapshots for all three athletes (Day 1 starting points) and selected app mockup printouts.</w:t>
       </w:r>
     </w:p>
     <w:p>
@@ -250,6 +250,41 @@
           <w:rFonts w:ascii="Arial" w:hAnsi="Arial"/>
           <w:sz w:val="20"/>
         </w:rPr>
+        <w:t>Athlete A — Baseline Snapshot</w:t>
+      </w:r>
+    </w:p>
+    <w:p>
+      <w:pPr>
+        <w:spacing w:before="0" w:after="0"/>
+        <w:ind w:left="1440"/>
+      </w:pPr>
+      <w:r>
+        <w:rPr>
+          <w:rFonts w:ascii="Arial" w:hAnsi="Arial"/>
+          <w:i/>
+          <w:sz w:val="18"/>
+        </w:rPr>
+        <w:t>Day 1 starting point</w:t>
+      </w:r>
+    </w:p>
+    <w:p>
+      <w:pPr>
+        <w:spacing w:before="0" w:after="0"/>
+        <w:ind w:left="720"/>
+      </w:pPr>
+      <w:r>
+        <w:rPr>
+          <w:rFonts w:ascii="Arial" w:hAnsi="Arial"/>
+          <w:b/>
+          <w:sz w:val="20"/>
+        </w:rPr>
+        <w:t xml:space="preserve">2.  </w:t>
+      </w:r>
+      <w:r>
+        <w:rPr>
+          <w:rFonts w:ascii="Arial" w:hAnsi="Arial"/>
+          <w:sz w:val="20"/>
+        </w:rPr>
         <w:t>Athlete A — 12-week progression visual</w:t>
       </w:r>
     </w:p>
@@ -264,7 +299,7 @@
           <w:b/>
           <w:sz w:val="20"/>
         </w:rPr>
-        <w:t xml:space="preserve">2.  </w:t>
+        <w:t xml:space="preserve">3.  </w:t>
       </w:r>
       <w:r>
         <w:rPr>
@@ -299,7 +334,7 @@
           <w:b/>
           <w:sz w:val="20"/>
         </w:rPr>
-        <w:t xml:space="preserve">3.  </w:t>
+        <w:t xml:space="preserve">4.  </w:t>
       </w:r>
       <w:r>
         <w:rPr>
@@ -334,7 +369,7 @@
           <w:b/>
           <w:sz w:val="20"/>
         </w:rPr>
-        <w:t xml:space="preserve">4.  </w:t>
+        <w:t xml:space="preserve">5.  </w:t>
       </w:r>
       <w:r>
         <w:rPr>
@@ -369,7 +404,7 @@
           <w:b/>
           <w:sz w:val="20"/>
         </w:rPr>
-        <w:t xml:space="preserve">5.  </w:t>
+        <w:t xml:space="preserve">6.  </w:t>
       </w:r>
       <w:r>
         <w:rPr>
@@ -404,7 +439,42 @@
           <w:b/>
           <w:sz w:val="20"/>
         </w:rPr>
-        <w:t xml:space="preserve">6.  </w:t>
+        <w:t xml:space="preserve">7.  </w:t>
+      </w:r>
+      <w:r>
+        <w:rPr>
+          <w:rFonts w:ascii="Arial" w:hAnsi="Arial"/>
+          <w:sz w:val="20"/>
+        </w:rPr>
+        <w:t>Athlete B — Baseline Snapshot</w:t>
+      </w:r>
+    </w:p>
+    <w:p>
+      <w:pPr>
+        <w:spacing w:before="0" w:after="0"/>
+        <w:ind w:left="1440"/>
+      </w:pPr>
+      <w:r>
+        <w:rPr>
+          <w:rFonts w:ascii="Arial" w:hAnsi="Arial"/>
+          <w:i/>
+          <w:sz w:val="18"/>
+        </w:rPr>
+        <w:t>Day 1 starting point</w:t>
+      </w:r>
+    </w:p>
+    <w:p>
+      <w:pPr>
+        <w:spacing w:before="0" w:after="0"/>
+        <w:ind w:left="720"/>
+      </w:pPr>
+      <w:r>
+        <w:rPr>
+          <w:rFonts w:ascii="Arial" w:hAnsi="Arial"/>
+          <w:b/>
+          <w:sz w:val="20"/>
+        </w:rPr>
+        <w:t xml:space="preserve">8.  </w:t>
       </w:r>
       <w:r>
         <w:rPr>
@@ -425,7 +495,7 @@
           <w:b/>
           <w:sz w:val="20"/>
         </w:rPr>
-        <w:t xml:space="preserve">7.  </w:t>
+        <w:t xml:space="preserve">9.  </w:t>
       </w:r>
       <w:r>
         <w:rPr>
@@ -460,7 +530,42 @@
           <w:b/>
           <w:sz w:val="20"/>
         </w:rPr>
-        <w:t xml:space="preserve">8.  </w:t>
+        <w:t xml:space="preserve">10.  </w:t>
+      </w:r>
+      <w:r>
+        <w:rPr>
+          <w:rFonts w:ascii="Arial" w:hAnsi="Arial"/>
+          <w:sz w:val="20"/>
+        </w:rPr>
+        <w:t>Athlete C — Baseline Snapshot</w:t>
+      </w:r>
+    </w:p>
+    <w:p>
+      <w:pPr>
+        <w:spacing w:before="0" w:after="0"/>
+        <w:ind w:left="1440"/>
+      </w:pPr>
+      <w:r>
+        <w:rPr>
+          <w:rFonts w:ascii="Arial" w:hAnsi="Arial"/>
+          <w:i/>
+          <w:sz w:val="18"/>
+        </w:rPr>
+        <w:t>Day 1 starting point</w:t>
+      </w:r>
+    </w:p>
+    <w:p>
+      <w:pPr>
+        <w:spacing w:before="0" w:after="0"/>
+        <w:ind w:left="720"/>
+      </w:pPr>
+      <w:r>
+        <w:rPr>
+          <w:rFonts w:ascii="Arial" w:hAnsi="Arial"/>
+          <w:b/>
+          <w:sz w:val="20"/>
+        </w:rPr>
+        <w:t xml:space="preserve">11.  </w:t>
       </w:r>
       <w:r>
         <w:rPr>
@@ -495,7 +600,7 @@
           <w:b/>
           <w:sz w:val="20"/>
         </w:rPr>
-        <w:t xml:space="preserve">9.  </w:t>
+        <w:t xml:space="preserve">12.  </w:t>
       </w:r>
       <w:r>
         <w:rPr>
@@ -530,7 +635,7 @@
           <w:b/>
           <w:sz w:val="20"/>
         </w:rPr>
-        <w:t xml:space="preserve">10.  </w:t>
+        <w:t xml:space="preserve">13.  </w:t>
       </w:r>
       <w:r>
         <w:rPr>
